--- a/kelompok 3 ragam dialog/Bab 4 Ragam Dialog.docx
+++ b/kelompok 3 ragam dialog/Bab 4 Ragam Dialog.docx
@@ -35,6 +35,14 @@
         </w:rPr>
         <w:t xml:space="preserve"> BAB 4 </w:t>
       </w:r>
+      <w:r>
+        <w:rPr>
+          <w:b/>
+          <w:sz w:val="28"/>
+          <w:szCs w:val="28"/>
+        </w:rPr>
+        <w:t>snsns</w:t>
+      </w:r>
     </w:p>
     <w:p>
       <w:pPr>
@@ -523,13 +531,8 @@
       <w:pPr>
         <w:jc w:val="both"/>
       </w:pPr>
-      <w:proofErr w:type="gramStart"/>
-      <w:r>
-        <w:t>print(</w:t>
-      </w:r>
-      <w:proofErr w:type="gramEnd"/>
-      <w:r>
-        <w:t>"Halo, dunia!")</w:t>
+      <w:r>
+        <w:t>print("Halo, dunia!")</w:t>
       </w:r>
       <w:commentRangeEnd w:id="2"/>
       <w:r>
